--- a/public/assets/aqualogic/templates/Aqualogic_Letterhead.docx
+++ b/public/assets/aqualogic/templates/Aqualogic_Letterhead.docx
@@ -488,7 +488,7 @@
         <w:sz w:val="15"/>
         <w:szCs w:val="15"/>
       </w:rPr>
-      <w:t xml:space="preserve"/>
+      <w:t xml:space="preserve">Company No. 05159010</w:t>
     </w:r>
   </w:p>
 </w:ftr>
